--- a/assets/img/Luis_Zayas_Guerrero_Resume.docx
+++ b/assets/img/Luis_Zayas_Guerrero_Resume.docx
@@ -713,7 +713,57 @@
                 <w:sz w:val="20"/>
                 <w:szCs w:val="20"/>
               </w:rPr>
-              <w:t xml:space="preserve">Science Applications International Corporation | </w:t>
+              <w:t>Science Applications International Corporation</w:t>
+            </w:r>
+            <w:r>
+              <w:rPr>
+                <w:rStyle w:val="span"/>
+                <w:rFonts w:ascii="Palatino Linotype" w:eastAsia="Palatino Linotype" w:hAnsi="Palatino Linotype" w:cs="Palatino Linotype"/>
+                <w:color w:val="4A4A4A"/>
+                <w:sz w:val="20"/>
+                <w:szCs w:val="20"/>
+              </w:rPr>
+              <w:t xml:space="preserve"> |</w:t>
+            </w:r>
+            <w:r>
+              <w:rPr>
+                <w:rStyle w:val="span"/>
+                <w:rFonts w:ascii="Palatino Linotype" w:eastAsia="Palatino Linotype" w:hAnsi="Palatino Linotype" w:cs="Palatino Linotype"/>
+                <w:color w:val="4A4A4A"/>
+                <w:sz w:val="20"/>
+                <w:szCs w:val="20"/>
+              </w:rPr>
+              <w:t>Information Technology</w:t>
+            </w:r>
+            <w:r>
+              <w:rPr>
+                <w:rStyle w:val="span"/>
+                <w:rFonts w:ascii="Palatino Linotype" w:eastAsia="Palatino Linotype" w:hAnsi="Palatino Linotype" w:cs="Palatino Linotype"/>
+                <w:color w:val="4A4A4A"/>
+                <w:sz w:val="20"/>
+                <w:szCs w:val="20"/>
+              </w:rPr>
+              <w:t xml:space="preserve"> Office |</w:t>
+            </w:r>
+            <w:r>
+              <w:rPr>
+                <w:rStyle w:val="span"/>
+                <w:rFonts w:ascii="Palatino Linotype" w:eastAsia="Palatino Linotype" w:hAnsi="Palatino Linotype" w:cs="Palatino Linotype"/>
+                <w:color w:val="4A4A4A"/>
+                <w:sz w:val="20"/>
+                <w:szCs w:val="20"/>
+              </w:rPr>
+              <w:t xml:space="preserve"> HR Systems Technical |</w:t>
+            </w:r>
+            <w:r>
+              <w:rPr>
+                <w:rStyle w:val="span"/>
+                <w:rFonts w:ascii="Palatino Linotype" w:eastAsia="Palatino Linotype" w:hAnsi="Palatino Linotype" w:cs="Palatino Linotype"/>
+                <w:color w:val="4A4A4A"/>
+                <w:sz w:val="20"/>
+                <w:szCs w:val="20"/>
+              </w:rPr>
+              <w:t xml:space="preserve"> </w:t>
             </w:r>
             <w:proofErr w:type="gramStart"/>
             <w:r>
@@ -3502,6 +3552,7 @@
   <w:style w:type="character" w:default="1" w:styleId="DefaultParagraphFont">
     <w:name w:val="Default Paragraph Font"/>
     <w:uiPriority w:val="1"/>
+    <w:semiHidden/>
     <w:unhideWhenUsed/>
   </w:style>
   <w:style w:type="table" w:default="1" w:styleId="TableNormal">
